--- a/optimization-newton.docx
+++ b/optimization-newton.docx
@@ -15,7 +15,7 @@
         <w:pStyle w:val="Date"/>
       </w:pPr>
       <w:r>
-        <w:t xml:space="preserve">Last modified: 2026-10-29 13:28:16 (PDT)</w:t>
+        <w:t xml:space="preserve">Last modified: 2026-10-29 14:56:31 (PDT)</w:t>
       </w:r>
     </w:p>
     <w:bookmarkStart w:id="55" w:name="sec-newton-method"/>

--- a/optimization-newton.docx
+++ b/optimization-newton.docx
@@ -15,7 +15,7 @@
         <w:pStyle w:val="Date"/>
       </w:pPr>
       <w:r>
-        <w:t xml:space="preserve">Last modified: 2026-10-29 14:56:31 (PDT)</w:t>
+        <w:t xml:space="preserve">Last modified: 2026-10-29 16:45:03 (PDT)</w:t>
       </w:r>
     </w:p>
     <w:bookmarkStart w:id="55" w:name="sec-newton-method"/>
@@ -2821,7 +2821,7 @@
           <w:rPr>
             <w:rStyle w:val="Hyperlink"/>
           </w:rPr>
-          <w:t xml:space="preserve">Theorem 6 in Critical Points and Optimality Conditions</w:t>
+          <w:t xml:space="preserve">Theorem 7 in Critical Points and Optimality Conditions</w:t>
         </w:r>
       </w:hyperlink>
       <w:r>
@@ -3551,7 +3551,7 @@
           <w:rPr>
             <w:rStyle w:val="Hyperlink"/>
           </w:rPr>
-          <w:t xml:space="preserve">Example 9 in Critical Points and Optimality Conditions</w:t>
+          <w:t xml:space="preserve">Example 11 in Critical Points and Optimality Conditions</w:t>
         </w:r>
       </w:hyperlink>
       <w:r>
@@ -3694,7 +3694,7 @@
           <w:rPr>
             <w:rStyle w:val="Hyperlink"/>
           </w:rPr>
-          <w:t xml:space="preserve">Theorem 5 in Critical Points and Optimality Conditions</w:t>
+          <w:t xml:space="preserve">Theorem 6 in Critical Points and Optimality Conditions</w:t>
         </w:r>
       </w:hyperlink>
       <w:r>
@@ -6465,7 +6465,7 @@
           <w:rPr>
             <w:rStyle w:val="Hyperlink"/>
           </w:rPr>
-          <w:t xml:space="preserve">Theorem 6 in Critical Points and Optimality Conditions</w:t>
+          <w:t xml:space="preserve">Theorem 7 in Critical Points and Optimality Conditions</w:t>
         </w:r>
       </w:hyperlink>
       <w:r>

--- a/optimization-newton.docx
+++ b/optimization-newton.docx
@@ -15,7 +15,7 @@
         <w:pStyle w:val="Date"/>
       </w:pPr>
       <w:r>
-        <w:t xml:space="preserve">Last modified: 2026-10-29 16:45:03 (PDT)</w:t>
+        <w:t xml:space="preserve">Last modified: 2026-10-29 20:01:11 (PDT)</w:t>
       </w:r>
     </w:p>
     <w:bookmarkStart w:id="55" w:name="sec-newton-method"/>

--- a/optimization-newton.docx
+++ b/optimization-newton.docx
@@ -15,7 +15,7 @@
         <w:pStyle w:val="Date"/>
       </w:pPr>
       <w:r>
-        <w:t xml:space="preserve">Last modified: 2026-10-29 20:01:11 (PDT)</w:t>
+        <w:t xml:space="preserve">Last modified: 2026-10-30 00:52:40 (PDT)</w:t>
       </w:r>
     </w:p>
     <w:bookmarkStart w:id="55" w:name="sec-newton-method"/>

--- a/optimization-newton.docx
+++ b/optimization-newton.docx
@@ -15,7 +15,7 @@
         <w:pStyle w:val="Date"/>
       </w:pPr>
       <w:r>
-        <w:t xml:space="preserve">Last modified: 2026-10-30 00:52:40 (PDT)</w:t>
+        <w:t xml:space="preserve">Last modified: 2026-10-30 02:22:19 (PDT)</w:t>
       </w:r>
     </w:p>
     <w:bookmarkStart w:id="55" w:name="sec-newton-method"/>

--- a/optimization-newton.docx
+++ b/optimization-newton.docx
@@ -15,7 +15,7 @@
         <w:pStyle w:val="Date"/>
       </w:pPr>
       <w:r>
-        <w:t xml:space="preserve">Last modified: 2026-10-30 02:22:19 (PDT)</w:t>
+        <w:t xml:space="preserve">Last modified: 2026-10-30 12:07:09 (PDT)</w:t>
       </w:r>
     </w:p>
     <w:bookmarkStart w:id="55" w:name="sec-newton-method"/>

--- a/optimization-newton.docx
+++ b/optimization-newton.docx
@@ -15,7 +15,7 @@
         <w:pStyle w:val="Date"/>
       </w:pPr>
       <w:r>
-        <w:t xml:space="preserve">Last modified: 2026-10-30 12:07:09 (PDT)</w:t>
+        <w:t xml:space="preserve">Last modified: 2026-10-30 13:54:56 (PDT)</w:t>
       </w:r>
     </w:p>
     <w:bookmarkStart w:id="55" w:name="sec-newton-method"/>

--- a/optimization-newton.docx
+++ b/optimization-newton.docx
@@ -15,7 +15,7 @@
         <w:pStyle w:val="Date"/>
       </w:pPr>
       <w:r>
-        <w:t xml:space="preserve">Last modified: 2026-10-30 13:54:56 (PDT)</w:t>
+        <w:t xml:space="preserve">Last modified: 2026-10-30 15:46:06 (PDT)</w:t>
       </w:r>
     </w:p>
     <w:bookmarkStart w:id="55" w:name="sec-newton-method"/>

--- a/optimization-newton.docx
+++ b/optimization-newton.docx
@@ -15,7 +15,7 @@
         <w:pStyle w:val="Date"/>
       </w:pPr>
       <w:r>
-        <w:t xml:space="preserve">Last modified: 2026-10-30 15:46:06 (PDT)</w:t>
+        <w:t xml:space="preserve">Last modified: 2026-10-30 17:15:43 (PDT)</w:t>
       </w:r>
     </w:p>
     <w:bookmarkStart w:id="55" w:name="sec-newton-method"/>

--- a/optimization-newton.docx
+++ b/optimization-newton.docx
@@ -15,7 +15,7 @@
         <w:pStyle w:val="Date"/>
       </w:pPr>
       <w:r>
-        <w:t xml:space="preserve">Last modified: 2026-10-30 17:15:43 (PDT)</w:t>
+        <w:t xml:space="preserve">Last modified: 2026-10-30 18:45:42 (PDT)</w:t>
       </w:r>
     </w:p>
     <w:bookmarkStart w:id="55" w:name="sec-newton-method"/>

--- a/optimization-newton.docx
+++ b/optimization-newton.docx
@@ -15,7 +15,7 @@
         <w:pStyle w:val="Date"/>
       </w:pPr>
       <w:r>
-        <w:t xml:space="preserve">Last modified: 2026-10-30 18:45:42 (PDT)</w:t>
+        <w:t xml:space="preserve">Last modified: 2026-10-30 21:18:12 (PDT)</w:t>
       </w:r>
     </w:p>
     <w:bookmarkStart w:id="55" w:name="sec-newton-method"/>

--- a/optimization-newton.docx
+++ b/optimization-newton.docx
@@ -15,7 +15,7 @@
         <w:pStyle w:val="Date"/>
       </w:pPr>
       <w:r>
-        <w:t xml:space="preserve">Last modified: 2026-10-30 21:18:12 (PDT)</w:t>
+        <w:t xml:space="preserve">Last modified: 2026-10-31 00:08:50 (PDT)</w:t>
       </w:r>
     </w:p>
     <w:bookmarkStart w:id="55" w:name="sec-newton-method"/>

--- a/optimization-newton.docx
+++ b/optimization-newton.docx
@@ -15,7 +15,7 @@
         <w:pStyle w:val="Date"/>
       </w:pPr>
       <w:r>
-        <w:t xml:space="preserve">Last modified: 2026-10-31 00:08:50 (PDT)</w:t>
+        <w:t xml:space="preserve">Last modified: 2026-10-31 06:43:52 (PDT)</w:t>
       </w:r>
     </w:p>
     <w:bookmarkStart w:id="55" w:name="sec-newton-method"/>
